--- a/examples/doc/README.docx
+++ b/examples/doc/README.docx
@@ -16,7 +16,7 @@
         <w:pStyle w:val="FirstParagraph"/>
       </w:pPr>
       <w:r>
-        <w:t xml:space="preserve">This directory groups examples by topic. Each item links to the subfolder’s</w:t>
+        <w:t xml:space="preserve">This directory contains the source</w:t>
       </w:r>
       <w:r>
         <w:t xml:space="preserve"> </w:t>
@@ -25,15 +25,112 @@
         <w:rPr>
           <w:rStyle w:val="VerbatimChar"/>
         </w:rPr>
-        <w:t xml:space="preserve">README.md</w:t>
-      </w:r>
-      <w:r>
-        <w:t xml:space="preserve">, which lists the contained examples with short descriptions.</w:t>
+        <w:t xml:space="preserve">Rmd</w:t>
+      </w:r>
+      <w:r>
+        <w:t xml:space="preserve"> </w:t>
+      </w:r>
+      <w:r>
+        <w:t xml:space="preserve">files used to generate the example pages under</w:t>
+      </w:r>
+      <w:r>
+        <w:t xml:space="preserve"> </w:t>
+      </w:r>
+      <w:r>
+        <w:rPr>
+          <w:rStyle w:val="VerbatimChar"/>
+        </w:rPr>
+        <w:t xml:space="preserve">examples/</w:t>
+      </w:r>
+      <w:r>
+        <w:t xml:space="preserve">. If you are exploring the package for the first time, the best path is to choose a topic below and open the generated example index in</w:t>
+      </w:r>
+      <w:r>
+        <w:t xml:space="preserve"> </w:t>
+      </w:r>
+      <w:r>
+        <w:rPr>
+          <w:rStyle w:val="VerbatimChar"/>
+        </w:rPr>
+        <w:t xml:space="preserve">examples/</w:t>
+      </w:r>
+      <w:r>
+        <w:t xml:space="preserve">, where the rendered</w:t>
+      </w:r>
+      <w:r>
+        <w:t xml:space="preserve"> </w:t>
+      </w:r>
+      <w:r>
+        <w:rPr>
+          <w:rStyle w:val="VerbatimChar"/>
+        </w:rPr>
+        <w:t xml:space="preserve">.md</w:t>
+      </w:r>
+      <w:r>
+        <w:t xml:space="preserve"> </w:t>
+      </w:r>
+      <w:r>
+        <w:t xml:space="preserve">files live.</w:t>
       </w:r>
     </w:p>
     <w:p>
       <w:pPr>
-        <w:pStyle w:val="Compact"/>
+        <w:pStyle w:val="BodyText"/>
+      </w:pPr>
+      <w:r>
+        <w:t xml:space="preserve">The topics are organized to answer different questions:</w:t>
+      </w:r>
+    </w:p>
+    <w:p>
+      <w:pPr>
+        <w:numPr>
+          <w:ilvl w:val="0"/>
+          <w:numId w:val="1001"/>
+        </w:numPr>
+      </w:pPr>
+      <w:r>
+        <w:t xml:space="preserve">Which Python-backed autoencoder should I use to compress time-series windows?</w:t>
+      </w:r>
+    </w:p>
+    <w:p>
+      <w:pPr>
+        <w:numPr>
+          <w:ilvl w:val="0"/>
+          <w:numId w:val="1001"/>
+        </w:numPr>
+      </w:pPr>
+      <w:r>
+        <w:t xml:space="preserve">Which scikit-learn classifier wrappers are available in the</w:t>
+      </w:r>
+      <w:r>
+        <w:t xml:space="preserve"> </w:t>
+      </w:r>
+      <w:r>
+        <w:rPr>
+          <w:rStyle w:val="VerbatimChar"/>
+        </w:rPr>
+        <w:t xml:space="preserve">daltoolbox</w:t>
+      </w:r>
+      <w:r>
+        <w:t xml:space="preserve"> </w:t>
+      </w:r>
+      <w:r>
+        <w:t xml:space="preserve">architecture?</w:t>
+      </w:r>
+    </w:p>
+    <w:p>
+      <w:pPr>
+        <w:numPr>
+          <w:ilvl w:val="0"/>
+          <w:numId w:val="1001"/>
+        </w:numPr>
+      </w:pPr>
+      <w:r>
+        <w:t xml:space="preserve">How do the time-series examples use these components for encoding and reconstruction?</w:t>
+      </w:r>
+    </w:p>
+    <w:p>
+      <w:pPr>
         <w:numPr>
           <w:ilvl w:val="0"/>
           <w:numId w:val="1001"/>
@@ -56,7 +153,6 @@
     </w:p>
     <w:p>
       <w:pPr>
-        <w:pStyle w:val="Compact"/>
         <w:numPr>
           <w:ilvl w:val="0"/>
           <w:numId w:val="1001"/>
@@ -74,12 +170,11 @@
         <w:t xml:space="preserve"> </w:t>
       </w:r>
       <w:r>
-        <w:t xml:space="preserve">— Classification with classic algorithms (KNN, Naive Bayes, SVM, Random Forest, Gradient Boosting, MLP), covering training, prediction, and evaluation flows.</w:t>
+        <w:t xml:space="preserve">— Classification wrappers backed by Python libraries, covering model creation, training, prediction, and evaluation.</w:t>
       </w:r>
     </w:p>
     <w:p>
       <w:pPr>
-        <w:pStyle w:val="Compact"/>
         <w:numPr>
           <w:ilvl w:val="0"/>
           <w:numId w:val="1001"/>
@@ -97,7 +192,7 @@
         <w:t xml:space="preserve"> </w:t>
       </w:r>
       <w:r>
-        <w:t xml:space="preserve">— Time series: encoding (p-&gt;k) and reconstruction (k-&gt;p) with autoencoders to assess reconstruction error and extract compact representations.</w:t>
+        <w:t xml:space="preserve">— Time-series examples focused on encoding (p-&gt;k) and reconstruction (k-&gt;p) with autoencoders.</w:t>
       </w:r>
     </w:p>
     <w:bookmarkEnd w:id="23"/>

--- a/examples/doc/README.docx
+++ b/examples/doc/README.docx
@@ -2,7 +2,7 @@
 <file path=word/document.xml><?xml version="1.0" encoding="utf-8"?>
 <w:document xmlns:w="http://schemas.openxmlformats.org/wordprocessingml/2006/main" xmlns:m="http://schemas.openxmlformats.org/officeDocument/2006/math" xmlns:r="http://schemas.openxmlformats.org/officeDocument/2006/relationships" xmlns:o="urn:schemas-microsoft-com:office:office" xmlns:v="urn:schemas-microsoft-com:vml" xmlns:w10="urn:schemas-microsoft-com:office:word" xmlns:a="http://schemas.openxmlformats.org/drawingml/2006/main" xmlns:pic="http://schemas.openxmlformats.org/drawingml/2006/picture" xmlns:wp="http://schemas.openxmlformats.org/drawingml/2006/wordprocessingDrawing">
   <w:body>
-    <w:bookmarkStart w:id="23" w:name="dal-toolbox-dp-examples"/>
+    <w:bookmarkStart w:id="13" w:name="dal-toolbox-dp-examples"/>
     <w:p>
       <w:pPr>
         <w:pStyle w:val="Heading1"/>
@@ -126,7 +126,7 @@
         </w:numPr>
       </w:pPr>
       <w:r>
-        <w:t xml:space="preserve">How do the time-series examples use these components for encoding and reconstruction?</w:t>
+        <w:t xml:space="preserve">Which Python-backed regression wrappers are available for numeric prediction?</w:t>
       </w:r>
     </w:p>
     <w:p>
@@ -136,7 +136,18 @@
           <w:numId w:val="1001"/>
         </w:numPr>
       </w:pPr>
-      <w:hyperlink r:id="rId20">
+      <w:r>
+        <w:t xml:space="preserve">How do the time-series examples cover both representation learning and direct forecasting?</w:t>
+      </w:r>
+    </w:p>
+    <w:p>
+      <w:pPr>
+        <w:numPr>
+          <w:ilvl w:val="0"/>
+          <w:numId w:val="1001"/>
+        </w:numPr>
+      </w:pPr>
+      <w:hyperlink r:id="rId9">
         <w:r>
           <w:rPr>
             <w:rStyle w:val="Hyperlink"/>
@@ -158,7 +169,7 @@
           <w:numId w:val="1001"/>
         </w:numPr>
       </w:pPr>
-      <w:hyperlink r:id="rId21">
+      <w:hyperlink r:id="rId10">
         <w:r>
           <w:rPr>
             <w:rStyle w:val="Hyperlink"/>
@@ -170,7 +181,7 @@
         <w:t xml:space="preserve"> </w:t>
       </w:r>
       <w:r>
-        <w:t xml:space="preserve">— Classification wrappers backed by Python libraries, covering model creation, training, prediction, and evaluation.</w:t>
+        <w:t xml:space="preserve">— Classification wrappers backed by Python libraries, including scikit-learn and PyTorch neural models.</w:t>
       </w:r>
     </w:p>
     <w:p>
@@ -180,7 +191,29 @@
           <w:numId w:val="1001"/>
         </w:numPr>
       </w:pPr>
-      <w:hyperlink r:id="rId22">
+      <w:hyperlink r:id="rId11">
+        <w:r>
+          <w:rPr>
+            <w:rStyle w:val="Hyperlink"/>
+          </w:rPr>
+          <w:t xml:space="preserve">regression</w:t>
+        </w:r>
+      </w:hyperlink>
+      <w:r>
+        <w:t xml:space="preserve"> </w:t>
+      </w:r>
+      <w:r>
+        <w:t xml:space="preserve">— Regression wrappers backed by Python libraries, currently including the PyTorch MLP regressor.</w:t>
+      </w:r>
+    </w:p>
+    <w:p>
+      <w:pPr>
+        <w:numPr>
+          <w:ilvl w:val="0"/>
+          <w:numId w:val="1001"/>
+        </w:numPr>
+      </w:pPr>
+      <w:hyperlink r:id="rId12">
         <w:r>
           <w:rPr>
             <w:rStyle w:val="Hyperlink"/>
@@ -192,10 +225,10 @@
         <w:t xml:space="preserve"> </w:t>
       </w:r>
       <w:r>
-        <w:t xml:space="preserve">— Time-series examples focused on encoding (p-&gt;k) and reconstruction (k-&gt;p) with autoencoders.</w:t>
+        <w:t xml:space="preserve">— Time-series examples for encoding, reconstruction, and direct forecasting with PyTorch models.</w:t>
       </w:r>
     </w:p>
-    <w:bookmarkEnd w:id="23"/>
+    <w:bookmarkEnd w:id="13"/>
     <w:sectPr>
       <w:footnotePr>
         <w:numRestart w:val="eachSect"/>
@@ -423,10 +456,10 @@
   <w:docDefaults>
     <w:rPrDefault>
       <w:rPr>
-        <w:rFonts w:asciiTheme="minorHAnsi" w:cstheme="minorBidi" w:eastAsiaTheme="minorHAnsi" w:hAnsiTheme="minorHAnsi"/>
+        <w:rFonts w:asciiTheme="minorHAnsi" w:cstheme="minorBidi" w:eastAsiaTheme="minorEastAsia" w:hAnsiTheme="minorHAnsi"/>
         <w:sz w:val="24"/>
         <w:szCs w:val="24"/>
-        <w:lang w:bidi="ar-SA" w:eastAsia="en-US" w:val="en-US"/>
+        <w:lang w:bidi="ar-SA" w:eastAsia="zh-CN" w:val="en-US"/>
       </w:rPr>
     </w:rPrDefault>
     <w:pPrDefault>
@@ -967,13 +1000,6 @@
       </w:tblCellMar>
     </w:tblPr>
     <w:tblStylePr w:type="firstRow">
-      <w:tblPr>
-        <w:jc w:val="left"/>
-        <w:tblInd w:type="dxa" w:w="0"/>
-      </w:tblPr>
-      <w:trPr>
-        <w:jc w:val="left"/>
-      </w:trPr>
       <w:tcPr>
         <w:tcBorders>
           <w:bottom w:val="single"/>

--- a/examples/doc/README.docx
+++ b/examples/doc/README.docx
@@ -100,22 +100,7 @@
         </w:numPr>
       </w:pPr>
       <w:r>
-        <w:t xml:space="preserve">Which scikit-learn classifier wrappers are available in the</w:t>
-      </w:r>
-      <w:r>
-        <w:t xml:space="preserve"> </w:t>
-      </w:r>
-      <w:r>
-        <w:rPr>
-          <w:rStyle w:val="VerbatimChar"/>
-        </w:rPr>
-        <w:t xml:space="preserve">daltoolbox</w:t>
-      </w:r>
-      <w:r>
-        <w:t xml:space="preserve"> </w:t>
-      </w:r>
-      <w:r>
-        <w:t xml:space="preserve">architecture?</w:t>
+        <w:t xml:space="preserve">Which classification examples are grouped under scikit-learn and PyTorch neural models?</w:t>
       </w:r>
     </w:p>
     <w:p>
@@ -126,7 +111,7 @@
         </w:numPr>
       </w:pPr>
       <w:r>
-        <w:t xml:space="preserve">Which Python-backed regression wrappers are available for numeric prediction?</w:t>
+        <w:t xml:space="preserve">Which PyTorch regression examples are available for base, static-validation, and dynamic-validation workflows?</w:t>
       </w:r>
     </w:p>
     <w:p>
@@ -181,7 +166,43 @@
         <w:t xml:space="preserve"> </w:t>
       </w:r>
       <w:r>
-        <w:t xml:space="preserve">— Classification wrappers backed by Python libraries, including scikit-learn and PyTorch neural models.</w:t>
+        <w:t xml:space="preserve">— Classification examples grouped into scikit-learn (</w:t>
+      </w:r>
+      <w:r>
+        <w:rPr>
+          <w:rStyle w:val="VerbatimChar"/>
+        </w:rPr>
+        <w:t xml:space="preserve">01</w:t>
+      </w:r>
+      <w:r>
+        <w:t xml:space="preserve">-</w:t>
+      </w:r>
+      <w:r>
+        <w:rPr>
+          <w:rStyle w:val="VerbatimChar"/>
+        </w:rPr>
+        <w:t xml:space="preserve">06</w:t>
+      </w:r>
+      <w:r>
+        <w:t xml:space="preserve">) and PyTorch (</w:t>
+      </w:r>
+      <w:r>
+        <w:rPr>
+          <w:rStyle w:val="VerbatimChar"/>
+        </w:rPr>
+        <w:t xml:space="preserve">07</w:t>
+      </w:r>
+      <w:r>
+        <w:t xml:space="preserve">-</w:t>
+      </w:r>
+      <w:r>
+        <w:rPr>
+          <w:rStyle w:val="VerbatimChar"/>
+        </w:rPr>
+        <w:t xml:space="preserve">08</w:t>
+      </w:r>
+      <w:r>
+        <w:t xml:space="preserve">) blocks.</w:t>
       </w:r>
     </w:p>
     <w:p>
@@ -203,7 +224,7 @@
         <w:t xml:space="preserve"> </w:t>
       </w:r>
       <w:r>
-        <w:t xml:space="preserve">— Regression wrappers backed by Python libraries, currently including the PyTorch MLP regressor.</w:t>
+        <w:t xml:space="preserve">— Regression examples organized around the PyTorch MLP regressor, including base, static-validation, and dynamic-validation variants.</w:t>
       </w:r>
     </w:p>
     <w:p>

--- a/examples/doc/README.docx
+++ b/examples/doc/README.docx
@@ -89,7 +89,7 @@
         </w:numPr>
       </w:pPr>
       <w:r>
-        <w:t xml:space="preserve">Which Python-backed autoencoder should I use to compress time-series windows?</w:t>
+        <w:t xml:space="preserve">Which Python-backed autoencoder should I use for representation only versus reconstruction-aware workflows?</w:t>
       </w:r>
     </w:p>
     <w:p>
@@ -122,7 +122,7 @@
         </w:numPr>
       </w:pPr>
       <w:r>
-        <w:t xml:space="preserve">How do the time-series examples cover both representation learning and direct forecasting?</w:t>
+        <w:t xml:space="preserve">How do the time-series examples separate representation/preprocessing, direct prediction, and LSTM training regimes?</w:t>
       </w:r>
     </w:p>
     <w:p>
@@ -144,7 +144,7 @@
         <w:t xml:space="preserve"> </w:t>
       </w:r>
       <w:r>
-        <w:t xml:space="preserve">— Autoencoders for time-series windows: simple, convolutional, denoising, LSTM, stacked, and variational variants, in both encode and encode-decode forms.</w:t>
+        <w:t xml:space="preserve">— Autoencoder examples split between encoder-only use cases and encoder-decoder reconstruction workflows.</w:t>
       </w:r>
     </w:p>
     <w:p>
@@ -246,7 +246,7 @@
         <w:t xml:space="preserve"> </w:t>
       </w:r>
       <w:r>
-        <w:t xml:space="preserve">— Time-series examples for encoding, reconstruction, and direct forecasting with PyTorch models.</w:t>
+        <w:t xml:space="preserve">— Time-series examples grouped into representation/preprocessing, direct prediction, and LSTM early-stopping regimes.</w:t>
       </w:r>
     </w:p>
     <w:bookmarkEnd w:id="13"/>

--- a/examples/doc/README.docx
+++ b/examples/doc/README.docx
@@ -100,7 +100,19 @@
         </w:numPr>
       </w:pPr>
       <w:r>
-        <w:t xml:space="preserve">Which classification examples are grouped under scikit-learn and PyTorch neural models?</w:t>
+        <w:t xml:space="preserve">Which classification examples are grouped under scikit-learn and PyTorch neural models, now using the same class-score output contract as</w:t>
+      </w:r>
+      <w:r>
+        <w:t xml:space="preserve"> </w:t>
+      </w:r>
+      <w:r>
+        <w:rPr>
+          <w:rStyle w:val="VerbatimChar"/>
+        </w:rPr>
+        <w:t xml:space="preserve">daltoolbox</w:t>
+      </w:r>
+      <w:r>
+        <w:t xml:space="preserve">?</w:t>
       </w:r>
     </w:p>
     <w:p>

--- a/examples/doc/README.docx
+++ b/examples/doc/README.docx
@@ -2,7 +2,7 @@
 <file path=word/document.xml><?xml version="1.0" encoding="utf-8"?>
 <w:document xmlns:w="http://schemas.openxmlformats.org/wordprocessingml/2006/main" xmlns:m="http://schemas.openxmlformats.org/officeDocument/2006/math" xmlns:r="http://schemas.openxmlformats.org/officeDocument/2006/relationships" xmlns:o="urn:schemas-microsoft-com:office:office" xmlns:v="urn:schemas-microsoft-com:vml" xmlns:w10="urn:schemas-microsoft-com:office:word" xmlns:a="http://schemas.openxmlformats.org/drawingml/2006/main" xmlns:pic="http://schemas.openxmlformats.org/drawingml/2006/picture" xmlns:wp="http://schemas.openxmlformats.org/drawingml/2006/wordprocessingDrawing">
   <w:body>
-    <w:bookmarkStart w:id="13" w:name="dal-toolbox-dp-examples"/>
+    <w:bookmarkStart w:id="14" w:name="dal-toolbox-dp-examples"/>
     <w:p>
       <w:pPr>
         <w:pStyle w:val="Heading1"/>
@@ -89,7 +89,22 @@
         </w:numPr>
       </w:pPr>
       <w:r>
-        <w:t xml:space="preserve">Which Python-backed autoencoder should I use for representation only versus reconstruction-aware workflows?</w:t>
+        <w:t xml:space="preserve">How do I confirm that</w:t>
+      </w:r>
+      <w:r>
+        <w:t xml:space="preserve"> </w:t>
+      </w:r>
+      <w:r>
+        <w:rPr>
+          <w:rStyle w:val="VerbatimChar"/>
+        </w:rPr>
+        <w:t xml:space="preserve">reticulate</w:t>
+      </w:r>
+      <w:r>
+        <w:t xml:space="preserve"> </w:t>
+      </w:r>
+      <w:r>
+        <w:t xml:space="preserve">is using the expected Python environment and that PyTorch will run on GPU or CPU?</w:t>
       </w:r>
     </w:p>
     <w:p>
@@ -100,6 +115,17 @@
         </w:numPr>
       </w:pPr>
       <w:r>
+        <w:t xml:space="preserve">Which Python-backed autoencoder should I use for representation only versus reconstruction-aware workflows?</w:t>
+      </w:r>
+    </w:p>
+    <w:p>
+      <w:pPr>
+        <w:numPr>
+          <w:ilvl w:val="0"/>
+          <w:numId w:val="1001"/>
+        </w:numPr>
+      </w:pPr>
+      <w:r>
         <w:t xml:space="preserve">Which classification examples are grouped under scikit-learn and PyTorch neural models, now using the same class-score output contract as</w:t>
       </w:r>
       <w:r>
@@ -145,6 +171,40 @@
         </w:numPr>
       </w:pPr>
       <w:hyperlink r:id="rId9">
+        <w:r>
+          <w:rPr>
+            <w:rStyle w:val="Hyperlink"/>
+          </w:rPr>
+          <w:t xml:space="preserve">gpu</w:t>
+        </w:r>
+      </w:hyperlink>
+      <w:r>
+        <w:t xml:space="preserve"> </w:t>
+      </w:r>
+      <w:r>
+        <w:t xml:space="preserve">— Environment checks for</w:t>
+      </w:r>
+      <w:r>
+        <w:t xml:space="preserve"> </w:t>
+      </w:r>
+      <w:r>
+        <w:rPr>
+          <w:rStyle w:val="VerbatimChar"/>
+        </w:rPr>
+        <w:t xml:space="preserve">reticulate</w:t>
+      </w:r>
+      <w:r>
+        <w:t xml:space="preserve">, PyTorch visibility, and GPU versus CPU execution.</w:t>
+      </w:r>
+    </w:p>
+    <w:p>
+      <w:pPr>
+        <w:numPr>
+          <w:ilvl w:val="0"/>
+          <w:numId w:val="1001"/>
+        </w:numPr>
+      </w:pPr>
+      <w:hyperlink r:id="rId10">
         <w:r>
           <w:rPr>
             <w:rStyle w:val="Hyperlink"/>
@@ -166,7 +226,7 @@
           <w:numId w:val="1001"/>
         </w:numPr>
       </w:pPr>
-      <w:hyperlink r:id="rId10">
+      <w:hyperlink r:id="rId11">
         <w:r>
           <w:rPr>
             <w:rStyle w:val="Hyperlink"/>
@@ -224,7 +284,7 @@
           <w:numId w:val="1001"/>
         </w:numPr>
       </w:pPr>
-      <w:hyperlink r:id="rId11">
+      <w:hyperlink r:id="rId12">
         <w:r>
           <w:rPr>
             <w:rStyle w:val="Hyperlink"/>
@@ -246,7 +306,7 @@
           <w:numId w:val="1001"/>
         </w:numPr>
       </w:pPr>
-      <w:hyperlink r:id="rId12">
+      <w:hyperlink r:id="rId13">
         <w:r>
           <w:rPr>
             <w:rStyle w:val="Hyperlink"/>
@@ -261,7 +321,7 @@
         <w:t xml:space="preserve">— Time-series examples grouped into representation/preprocessing, direct prediction, and LSTM early-stopping regimes.</w:t>
       </w:r>
     </w:p>
-    <w:bookmarkEnd w:id="13"/>
+    <w:bookmarkEnd w:id="14"/>
     <w:sectPr>
       <w:footnotePr>
         <w:numRestart w:val="eachSect"/>
